--- a/Employee_Engagement_Executive_Summary.docx
+++ b/Employee_Engagement_Executive_Summary.docx
@@ -3628,7 +3628,7 @@
         </w:trPr>
         <w:tc>
           <w:tcPr>
-            <w:tcW w:w="1255" w:type="dxa"/>
+            <w:tcW w:w="1375" w:type="dxa"/>
             <w:shd w:val="clear" w:color="auto" w:fill="1E293B"/>
             <w:tcMar>
               <w:top w:w="80" w:type="dxa"/>
@@ -3661,7 +3661,7 @@
         </w:tc>
         <w:tc>
           <w:tcPr>
-            <w:tcW w:w="4950" w:type="dxa"/>
+            <w:tcW w:w="4861" w:type="dxa"/>
             <w:shd w:val="clear" w:color="auto" w:fill="1E293B"/>
             <w:tcMar>
               <w:top w:w="80" w:type="dxa"/>
@@ -3694,7 +3694,7 @@
         </w:tc>
         <w:tc>
           <w:tcPr>
-            <w:tcW w:w="1657" w:type="dxa"/>
+            <w:tcW w:w="1645" w:type="dxa"/>
             <w:shd w:val="clear" w:color="auto" w:fill="1E293B"/>
             <w:tcMar>
               <w:top w:w="80" w:type="dxa"/>
@@ -3750,7 +3750,7 @@
         </w:tc>
         <w:tc>
           <w:tcPr>
-            <w:tcW w:w="2033" w:type="dxa"/>
+            <w:tcW w:w="2014" w:type="dxa"/>
             <w:shd w:val="clear" w:color="auto" w:fill="1E293B"/>
             <w:tcMar>
               <w:top w:w="80" w:type="dxa"/>
@@ -3789,7 +3789,7 @@
         </w:trPr>
         <w:tc>
           <w:tcPr>
-            <w:tcW w:w="1255" w:type="dxa"/>
+            <w:tcW w:w="1375" w:type="dxa"/>
             <w:vMerge w:val="restart"/>
             <w:tcMar>
               <w:top w:w="80" w:type="dxa"/>
@@ -3823,7 +3823,7 @@
         </w:tc>
         <w:tc>
           <w:tcPr>
-            <w:tcW w:w="4950" w:type="dxa"/>
+            <w:tcW w:w="4861" w:type="dxa"/>
             <w:tcMar>
               <w:top w:w="80" w:type="dxa"/>
               <w:left w:w="120" w:type="dxa"/>
@@ -3854,7 +3854,7 @@
         </w:tc>
         <w:tc>
           <w:tcPr>
-            <w:tcW w:w="1657" w:type="dxa"/>
+            <w:tcW w:w="1645" w:type="dxa"/>
             <w:tcMar>
               <w:top w:w="80" w:type="dxa"/>
               <w:left w:w="120" w:type="dxa"/>
@@ -3886,7 +3886,7 @@
         </w:tc>
         <w:tc>
           <w:tcPr>
-            <w:tcW w:w="2033" w:type="dxa"/>
+            <w:tcW w:w="2014" w:type="dxa"/>
             <w:shd w:val="clear" w:color="auto" w:fill="15803D"/>
             <w:tcMar>
               <w:top w:w="80" w:type="dxa"/>
@@ -3925,7 +3925,7 @@
         </w:trPr>
         <w:tc>
           <w:tcPr>
-            <w:tcW w:w="1255" w:type="dxa"/>
+            <w:tcW w:w="1375" w:type="dxa"/>
             <w:vMerge/>
             <w:tcMar>
               <w:top w:w="80" w:type="dxa"/>
@@ -3948,7 +3948,7 @@
         </w:tc>
         <w:tc>
           <w:tcPr>
-            <w:tcW w:w="4950" w:type="dxa"/>
+            <w:tcW w:w="4861" w:type="dxa"/>
             <w:tcMar>
               <w:top w:w="80" w:type="dxa"/>
               <w:left w:w="120" w:type="dxa"/>
@@ -3979,7 +3979,7 @@
         </w:tc>
         <w:tc>
           <w:tcPr>
-            <w:tcW w:w="1657" w:type="dxa"/>
+            <w:tcW w:w="1645" w:type="dxa"/>
             <w:tcMar>
               <w:top w:w="80" w:type="dxa"/>
               <w:left w:w="120" w:type="dxa"/>
@@ -4011,7 +4011,7 @@
         </w:tc>
         <w:tc>
           <w:tcPr>
-            <w:tcW w:w="2033" w:type="dxa"/>
+            <w:tcW w:w="2014" w:type="dxa"/>
             <w:shd w:val="clear" w:color="auto" w:fill="B45309"/>
             <w:tcMar>
               <w:top w:w="80" w:type="dxa"/>
@@ -4050,7 +4050,7 @@
         </w:trPr>
         <w:tc>
           <w:tcPr>
-            <w:tcW w:w="1255" w:type="dxa"/>
+            <w:tcW w:w="1375" w:type="dxa"/>
             <w:vMerge w:val="restart"/>
             <w:tcMar>
               <w:top w:w="80" w:type="dxa"/>
@@ -4084,7 +4084,7 @@
         </w:tc>
         <w:tc>
           <w:tcPr>
-            <w:tcW w:w="4950" w:type="dxa"/>
+            <w:tcW w:w="4861" w:type="dxa"/>
             <w:tcMar>
               <w:top w:w="80" w:type="dxa"/>
               <w:left w:w="120" w:type="dxa"/>
@@ -4115,7 +4115,7 @@
         </w:tc>
         <w:tc>
           <w:tcPr>
-            <w:tcW w:w="1657" w:type="dxa"/>
+            <w:tcW w:w="1645" w:type="dxa"/>
             <w:tcMar>
               <w:top w:w="80" w:type="dxa"/>
               <w:left w:w="120" w:type="dxa"/>
@@ -4147,7 +4147,7 @@
         </w:tc>
         <w:tc>
           <w:tcPr>
-            <w:tcW w:w="2033" w:type="dxa"/>
+            <w:tcW w:w="2014" w:type="dxa"/>
             <w:shd w:val="clear" w:color="auto" w:fill="15803D"/>
             <w:tcMar>
               <w:top w:w="80" w:type="dxa"/>
@@ -4186,7 +4186,7 @@
         </w:trPr>
         <w:tc>
           <w:tcPr>
-            <w:tcW w:w="1255" w:type="dxa"/>
+            <w:tcW w:w="1375" w:type="dxa"/>
             <w:vMerge/>
             <w:tcMar>
               <w:top w:w="80" w:type="dxa"/>
@@ -4209,7 +4209,7 @@
         </w:tc>
         <w:tc>
           <w:tcPr>
-            <w:tcW w:w="4950" w:type="dxa"/>
+            <w:tcW w:w="4861" w:type="dxa"/>
             <w:tcMar>
               <w:top w:w="80" w:type="dxa"/>
               <w:left w:w="120" w:type="dxa"/>
@@ -4240,7 +4240,7 @@
         </w:tc>
         <w:tc>
           <w:tcPr>
-            <w:tcW w:w="1657" w:type="dxa"/>
+            <w:tcW w:w="1645" w:type="dxa"/>
             <w:tcMar>
               <w:top w:w="80" w:type="dxa"/>
               <w:left w:w="120" w:type="dxa"/>
@@ -4266,14 +4266,23 @@
                 <w:sz w:val="24"/>
                 <w:szCs w:val="24"/>
               </w:rPr>
-              <w:t>85%</w:t>
-            </w:r>
-          </w:p>
-        </w:tc>
-        <w:tc>
-          <w:tcPr>
-            <w:tcW w:w="2033" w:type="dxa"/>
-            <w:shd w:val="clear" w:color="auto" w:fill="B45309"/>
+              <w:t>100</w:t>
+            </w:r>
+            <w:r>
+              <w:rPr>
+                <w:rFonts w:ascii="Aptos" w:hAnsi="Aptos"/>
+                <w:color w:val="000000" w:themeColor="text1"/>
+                <w:sz w:val="24"/>
+                <w:szCs w:val="24"/>
+              </w:rPr>
+              <w:t>%</w:t>
+            </w:r>
+          </w:p>
+        </w:tc>
+        <w:tc>
+          <w:tcPr>
+            <w:tcW w:w="2014" w:type="dxa"/>
+            <w:shd w:val="clear" w:color="auto" w:fill="15803D"/>
             <w:tcMar>
               <w:top w:w="80" w:type="dxa"/>
               <w:left w:w="120" w:type="dxa"/>
@@ -4300,7 +4309,7 @@
                 <w:sz w:val="24"/>
                 <w:szCs w:val="24"/>
               </w:rPr>
-              <w:t>In Progress</w:t>
+              <w:t>Complete</w:t>
             </w:r>
           </w:p>
         </w:tc>
@@ -4311,7 +4320,7 @@
         </w:trPr>
         <w:tc>
           <w:tcPr>
-            <w:tcW w:w="1255" w:type="dxa"/>
+            <w:tcW w:w="1375" w:type="dxa"/>
             <w:vMerge w:val="restart"/>
             <w:tcMar>
               <w:top w:w="80" w:type="dxa"/>
@@ -4345,7 +4354,7 @@
         </w:tc>
         <w:tc>
           <w:tcPr>
-            <w:tcW w:w="4950" w:type="dxa"/>
+            <w:tcW w:w="4861" w:type="dxa"/>
             <w:tcMar>
               <w:top w:w="80" w:type="dxa"/>
               <w:left w:w="120" w:type="dxa"/>
@@ -4376,7 +4385,7 @@
         </w:tc>
         <w:tc>
           <w:tcPr>
-            <w:tcW w:w="1657" w:type="dxa"/>
+            <w:tcW w:w="1645" w:type="dxa"/>
             <w:tcMar>
               <w:top w:w="80" w:type="dxa"/>
               <w:left w:w="120" w:type="dxa"/>
@@ -4408,7 +4417,7 @@
         </w:tc>
         <w:tc>
           <w:tcPr>
-            <w:tcW w:w="2033" w:type="dxa"/>
+            <w:tcW w:w="2014" w:type="dxa"/>
             <w:shd w:val="clear" w:color="auto" w:fill="15803D"/>
             <w:tcMar>
               <w:top w:w="80" w:type="dxa"/>
@@ -4447,7 +4456,7 @@
         </w:trPr>
         <w:tc>
           <w:tcPr>
-            <w:tcW w:w="1255" w:type="dxa"/>
+            <w:tcW w:w="1375" w:type="dxa"/>
             <w:vMerge/>
             <w:tcMar>
               <w:top w:w="80" w:type="dxa"/>
@@ -4470,7 +4479,7 @@
         </w:tc>
         <w:tc>
           <w:tcPr>
-            <w:tcW w:w="4950" w:type="dxa"/>
+            <w:tcW w:w="4861" w:type="dxa"/>
             <w:tcMar>
               <w:top w:w="80" w:type="dxa"/>
               <w:left w:w="120" w:type="dxa"/>
@@ -4501,7 +4510,7 @@
         </w:tc>
         <w:tc>
           <w:tcPr>
-            <w:tcW w:w="1657" w:type="dxa"/>
+            <w:tcW w:w="1645" w:type="dxa"/>
             <w:tcMar>
               <w:top w:w="80" w:type="dxa"/>
               <w:left w:w="120" w:type="dxa"/>
@@ -4533,7 +4542,7 @@
         </w:tc>
         <w:tc>
           <w:tcPr>
-            <w:tcW w:w="2033" w:type="dxa"/>
+            <w:tcW w:w="2014" w:type="dxa"/>
             <w:shd w:val="clear" w:color="auto" w:fill="15803D"/>
             <w:tcMar>
               <w:top w:w="80" w:type="dxa"/>
@@ -4572,7 +4581,7 @@
         </w:trPr>
         <w:tc>
           <w:tcPr>
-            <w:tcW w:w="1255" w:type="dxa"/>
+            <w:tcW w:w="1375" w:type="dxa"/>
             <w:vMerge w:val="restart"/>
             <w:tcMar>
               <w:top w:w="80" w:type="dxa"/>
@@ -4606,7 +4615,7 @@
         </w:tc>
         <w:tc>
           <w:tcPr>
-            <w:tcW w:w="4950" w:type="dxa"/>
+            <w:tcW w:w="4861" w:type="dxa"/>
             <w:tcMar>
               <w:top w:w="80" w:type="dxa"/>
               <w:left w:w="120" w:type="dxa"/>
@@ -4637,7 +4646,7 @@
         </w:tc>
         <w:tc>
           <w:tcPr>
-            <w:tcW w:w="1657" w:type="dxa"/>
+            <w:tcW w:w="1645" w:type="dxa"/>
             <w:tcMar>
               <w:top w:w="80" w:type="dxa"/>
               <w:left w:w="120" w:type="dxa"/>
@@ -4669,7 +4678,7 @@
         </w:tc>
         <w:tc>
           <w:tcPr>
-            <w:tcW w:w="2033" w:type="dxa"/>
+            <w:tcW w:w="2014" w:type="dxa"/>
             <w:shd w:val="clear" w:color="auto" w:fill="15803D"/>
             <w:tcMar>
               <w:top w:w="80" w:type="dxa"/>
@@ -4708,7 +4717,7 @@
         </w:trPr>
         <w:tc>
           <w:tcPr>
-            <w:tcW w:w="1255" w:type="dxa"/>
+            <w:tcW w:w="1375" w:type="dxa"/>
             <w:vMerge/>
             <w:tcMar>
               <w:top w:w="80" w:type="dxa"/>
@@ -4731,7 +4740,7 @@
         </w:tc>
         <w:tc>
           <w:tcPr>
-            <w:tcW w:w="4950" w:type="dxa"/>
+            <w:tcW w:w="4861" w:type="dxa"/>
             <w:tcMar>
               <w:top w:w="80" w:type="dxa"/>
               <w:left w:w="120" w:type="dxa"/>
@@ -4773,7 +4782,7 @@
         </w:tc>
         <w:tc>
           <w:tcPr>
-            <w:tcW w:w="1657" w:type="dxa"/>
+            <w:tcW w:w="1645" w:type="dxa"/>
             <w:tcMar>
               <w:top w:w="80" w:type="dxa"/>
               <w:left w:w="120" w:type="dxa"/>
@@ -4805,7 +4814,7 @@
         </w:tc>
         <w:tc>
           <w:tcPr>
-            <w:tcW w:w="2033" w:type="dxa"/>
+            <w:tcW w:w="2014" w:type="dxa"/>
             <w:shd w:val="clear" w:color="auto" w:fill="B45309"/>
             <w:tcMar>
               <w:top w:w="80" w:type="dxa"/>
@@ -4844,7 +4853,7 @@
         </w:trPr>
         <w:tc>
           <w:tcPr>
-            <w:tcW w:w="1255" w:type="dxa"/>
+            <w:tcW w:w="1375" w:type="dxa"/>
             <w:vMerge w:val="restart"/>
             <w:tcMar>
               <w:top w:w="80" w:type="dxa"/>
@@ -4878,7 +4887,7 @@
         </w:tc>
         <w:tc>
           <w:tcPr>
-            <w:tcW w:w="4950" w:type="dxa"/>
+            <w:tcW w:w="4861" w:type="dxa"/>
             <w:tcMar>
               <w:top w:w="80" w:type="dxa"/>
               <w:left w:w="120" w:type="dxa"/>
@@ -4909,7 +4918,7 @@
         </w:tc>
         <w:tc>
           <w:tcPr>
-            <w:tcW w:w="1657" w:type="dxa"/>
+            <w:tcW w:w="1645" w:type="dxa"/>
             <w:tcMar>
               <w:top w:w="80" w:type="dxa"/>
               <w:left w:w="120" w:type="dxa"/>
@@ -4941,7 +4950,7 @@
         </w:tc>
         <w:tc>
           <w:tcPr>
-            <w:tcW w:w="2033" w:type="dxa"/>
+            <w:tcW w:w="2014" w:type="dxa"/>
             <w:shd w:val="clear" w:color="auto" w:fill="1D4ED8"/>
             <w:tcMar>
               <w:top w:w="80" w:type="dxa"/>
@@ -4980,7 +4989,7 @@
         </w:trPr>
         <w:tc>
           <w:tcPr>
-            <w:tcW w:w="1255" w:type="dxa"/>
+            <w:tcW w:w="1375" w:type="dxa"/>
             <w:vMerge/>
             <w:tcMar>
               <w:top w:w="80" w:type="dxa"/>
@@ -5003,7 +5012,7 @@
         </w:tc>
         <w:tc>
           <w:tcPr>
-            <w:tcW w:w="4950" w:type="dxa"/>
+            <w:tcW w:w="4861" w:type="dxa"/>
             <w:tcMar>
               <w:top w:w="80" w:type="dxa"/>
               <w:left w:w="120" w:type="dxa"/>
@@ -5034,7 +5043,7 @@
         </w:tc>
         <w:tc>
           <w:tcPr>
-            <w:tcW w:w="1657" w:type="dxa"/>
+            <w:tcW w:w="1645" w:type="dxa"/>
             <w:tcMar>
               <w:top w:w="80" w:type="dxa"/>
               <w:left w:w="120" w:type="dxa"/>
@@ -5066,7 +5075,7 @@
         </w:tc>
         <w:tc>
           <w:tcPr>
-            <w:tcW w:w="2033" w:type="dxa"/>
+            <w:tcW w:w="2014" w:type="dxa"/>
             <w:shd w:val="clear" w:color="auto" w:fill="B45309"/>
             <w:tcMar>
               <w:top w:w="80" w:type="dxa"/>
@@ -5105,7 +5114,7 @@
         </w:trPr>
         <w:tc>
           <w:tcPr>
-            <w:tcW w:w="1255" w:type="dxa"/>
+            <w:tcW w:w="1375" w:type="dxa"/>
             <w:vMerge w:val="restart"/>
             <w:tcMar>
               <w:top w:w="80" w:type="dxa"/>
@@ -5139,7 +5148,7 @@
         </w:tc>
         <w:tc>
           <w:tcPr>
-            <w:tcW w:w="4950" w:type="dxa"/>
+            <w:tcW w:w="4861" w:type="dxa"/>
             <w:tcMar>
               <w:top w:w="80" w:type="dxa"/>
               <w:left w:w="120" w:type="dxa"/>
@@ -5170,7 +5179,7 @@
         </w:tc>
         <w:tc>
           <w:tcPr>
-            <w:tcW w:w="1657" w:type="dxa"/>
+            <w:tcW w:w="1645" w:type="dxa"/>
             <w:tcMar>
               <w:top w:w="80" w:type="dxa"/>
               <w:left w:w="120" w:type="dxa"/>
@@ -5202,7 +5211,7 @@
         </w:tc>
         <w:tc>
           <w:tcPr>
-            <w:tcW w:w="2033" w:type="dxa"/>
+            <w:tcW w:w="2014" w:type="dxa"/>
             <w:shd w:val="clear" w:color="auto" w:fill="B45309"/>
             <w:tcMar>
               <w:top w:w="80" w:type="dxa"/>
@@ -5241,7 +5250,7 @@
         </w:trPr>
         <w:tc>
           <w:tcPr>
-            <w:tcW w:w="1255" w:type="dxa"/>
+            <w:tcW w:w="1375" w:type="dxa"/>
             <w:vMerge/>
             <w:tcMar>
               <w:top w:w="80" w:type="dxa"/>
@@ -5264,7 +5273,7 @@
         </w:tc>
         <w:tc>
           <w:tcPr>
-            <w:tcW w:w="4950" w:type="dxa"/>
+            <w:tcW w:w="4861" w:type="dxa"/>
             <w:tcMar>
               <w:top w:w="80" w:type="dxa"/>
               <w:left w:w="120" w:type="dxa"/>
@@ -5295,7 +5304,7 @@
         </w:tc>
         <w:tc>
           <w:tcPr>
-            <w:tcW w:w="1657" w:type="dxa"/>
+            <w:tcW w:w="1645" w:type="dxa"/>
             <w:tcMar>
               <w:top w:w="80" w:type="dxa"/>
               <w:left w:w="120" w:type="dxa"/>
@@ -5327,7 +5336,7 @@
         </w:tc>
         <w:tc>
           <w:tcPr>
-            <w:tcW w:w="2033" w:type="dxa"/>
+            <w:tcW w:w="2014" w:type="dxa"/>
             <w:shd w:val="clear" w:color="auto" w:fill="1D4ED8"/>
             <w:tcMar>
               <w:top w:w="80" w:type="dxa"/>
@@ -5366,7 +5375,7 @@
         </w:trPr>
         <w:tc>
           <w:tcPr>
-            <w:tcW w:w="1255" w:type="dxa"/>
+            <w:tcW w:w="1375" w:type="dxa"/>
             <w:vMerge w:val="restart"/>
             <w:tcMar>
               <w:top w:w="80" w:type="dxa"/>
@@ -5400,7 +5409,7 @@
         </w:tc>
         <w:tc>
           <w:tcPr>
-            <w:tcW w:w="4950" w:type="dxa"/>
+            <w:tcW w:w="4861" w:type="dxa"/>
             <w:tcMar>
               <w:top w:w="80" w:type="dxa"/>
               <w:left w:w="120" w:type="dxa"/>
@@ -5431,7 +5440,7 @@
         </w:tc>
         <w:tc>
           <w:tcPr>
-            <w:tcW w:w="1657" w:type="dxa"/>
+            <w:tcW w:w="1645" w:type="dxa"/>
             <w:tcMar>
               <w:top w:w="80" w:type="dxa"/>
               <w:left w:w="120" w:type="dxa"/>
@@ -5463,7 +5472,7 @@
         </w:tc>
         <w:tc>
           <w:tcPr>
-            <w:tcW w:w="2033" w:type="dxa"/>
+            <w:tcW w:w="2014" w:type="dxa"/>
             <w:shd w:val="clear" w:color="auto" w:fill="B45309"/>
             <w:tcMar>
               <w:top w:w="80" w:type="dxa"/>
@@ -5502,7 +5511,7 @@
         </w:trPr>
         <w:tc>
           <w:tcPr>
-            <w:tcW w:w="1255" w:type="dxa"/>
+            <w:tcW w:w="1375" w:type="dxa"/>
             <w:vMerge/>
             <w:tcMar>
               <w:top w:w="80" w:type="dxa"/>
@@ -5525,7 +5534,7 @@
         </w:tc>
         <w:tc>
           <w:tcPr>
-            <w:tcW w:w="4950" w:type="dxa"/>
+            <w:tcW w:w="4861" w:type="dxa"/>
             <w:tcMar>
               <w:top w:w="80" w:type="dxa"/>
               <w:left w:w="120" w:type="dxa"/>
@@ -5556,7 +5565,7 @@
         </w:tc>
         <w:tc>
           <w:tcPr>
-            <w:tcW w:w="1657" w:type="dxa"/>
+            <w:tcW w:w="1645" w:type="dxa"/>
             <w:tcMar>
               <w:top w:w="80" w:type="dxa"/>
               <w:left w:w="120" w:type="dxa"/>
@@ -5588,7 +5597,7 @@
         </w:tc>
         <w:tc>
           <w:tcPr>
-            <w:tcW w:w="2033" w:type="dxa"/>
+            <w:tcW w:w="2014" w:type="dxa"/>
             <w:shd w:val="clear" w:color="auto" w:fill="B45309"/>
             <w:tcMar>
               <w:top w:w="80" w:type="dxa"/>
@@ -5627,7 +5636,7 @@
         </w:trPr>
         <w:tc>
           <w:tcPr>
-            <w:tcW w:w="1255" w:type="dxa"/>
+            <w:tcW w:w="1375" w:type="dxa"/>
             <w:vMerge w:val="restart"/>
             <w:tcMar>
               <w:top w:w="80" w:type="dxa"/>
@@ -5661,7 +5670,7 @@
         </w:tc>
         <w:tc>
           <w:tcPr>
-            <w:tcW w:w="4950" w:type="dxa"/>
+            <w:tcW w:w="4861" w:type="dxa"/>
             <w:tcMar>
               <w:top w:w="80" w:type="dxa"/>
               <w:left w:w="120" w:type="dxa"/>
@@ -5692,7 +5701,7 @@
         </w:tc>
         <w:tc>
           <w:tcPr>
-            <w:tcW w:w="1657" w:type="dxa"/>
+            <w:tcW w:w="1645" w:type="dxa"/>
             <w:tcMar>
               <w:top w:w="80" w:type="dxa"/>
               <w:left w:w="120" w:type="dxa"/>
@@ -5724,7 +5733,7 @@
         </w:tc>
         <w:tc>
           <w:tcPr>
-            <w:tcW w:w="2033" w:type="dxa"/>
+            <w:tcW w:w="2014" w:type="dxa"/>
             <w:shd w:val="clear" w:color="auto" w:fill="1D4ED8"/>
             <w:tcMar>
               <w:top w:w="80" w:type="dxa"/>
@@ -5763,7 +5772,7 @@
         </w:trPr>
         <w:tc>
           <w:tcPr>
-            <w:tcW w:w="1255" w:type="dxa"/>
+            <w:tcW w:w="1375" w:type="dxa"/>
             <w:vMerge/>
             <w:tcMar>
               <w:top w:w="80" w:type="dxa"/>
@@ -5786,7 +5795,7 @@
         </w:tc>
         <w:tc>
           <w:tcPr>
-            <w:tcW w:w="4950" w:type="dxa"/>
+            <w:tcW w:w="4861" w:type="dxa"/>
             <w:tcMar>
               <w:top w:w="80" w:type="dxa"/>
               <w:left w:w="120" w:type="dxa"/>
@@ -5817,7 +5826,7 @@
         </w:tc>
         <w:tc>
           <w:tcPr>
-            <w:tcW w:w="1657" w:type="dxa"/>
+            <w:tcW w:w="1645" w:type="dxa"/>
             <w:tcMar>
               <w:top w:w="80" w:type="dxa"/>
               <w:left w:w="120" w:type="dxa"/>
@@ -5849,7 +5858,7 @@
         </w:tc>
         <w:tc>
           <w:tcPr>
-            <w:tcW w:w="2033" w:type="dxa"/>
+            <w:tcW w:w="2014" w:type="dxa"/>
             <w:shd w:val="clear" w:color="auto" w:fill="B45309"/>
             <w:tcMar>
               <w:top w:w="80" w:type="dxa"/>
@@ -5929,7 +5938,16 @@
           <w:sz w:val="24"/>
           <w:szCs w:val="24"/>
         </w:rPr>
-        <w:t xml:space="preserve">Five initiatives are </w:t>
+        <w:t>Six</w:t>
+      </w:r>
+      <w:r>
+        <w:rPr>
+          <w:rFonts w:ascii="Aptos" w:hAnsi="Aptos"/>
+          <w:color w:val="000000" w:themeColor="text1"/>
+          <w:sz w:val="24"/>
+          <w:szCs w:val="24"/>
+        </w:rPr>
+        <w:t xml:space="preserve"> initiatives are </w:t>
       </w:r>
       <w:r>
         <w:rPr>
@@ -5947,7 +5965,25 @@
           <w:sz w:val="24"/>
           <w:szCs w:val="24"/>
         </w:rPr>
-        <w:t>: the Enterprise Action Tracker, the Recognition &amp; Spot Award platform, both pieces of Enterprise Goal &amp; Decision Transparency, and the 12-week Leadership Program.</w:t>
+        <w:t xml:space="preserve">: the Enterprise Action Tracker, the Recognition &amp; Spot Award platform, </w:t>
+      </w:r>
+      <w:r>
+        <w:rPr>
+          <w:rFonts w:ascii="Aptos" w:hAnsi="Aptos"/>
+          <w:color w:val="000000" w:themeColor="text1"/>
+          <w:sz w:val="24"/>
+          <w:szCs w:val="24"/>
+        </w:rPr>
+        <w:t xml:space="preserve">site-wide recognition visibility, </w:t>
+      </w:r>
+      <w:r>
+        <w:rPr>
+          <w:rFonts w:ascii="Aptos" w:hAnsi="Aptos"/>
+          <w:color w:val="000000" w:themeColor="text1"/>
+          <w:sz w:val="24"/>
+          <w:szCs w:val="24"/>
+        </w:rPr>
+        <w:t>both pieces of Enterprise Goal &amp; Decision Transparency, and the 12-week Leadership Program.</w:t>
       </w:r>
     </w:p>
     <w:p>
@@ -5972,7 +6008,45 @@
           <w:sz w:val="24"/>
           <w:szCs w:val="24"/>
         </w:rPr>
-        <w:t>Eight more are moving fast: both TX initiatives are at 66%, LA's training initiative is at 75%, and site-wide recognition visibility is at 85%.</w:t>
+        <w:t>Seven</w:t>
+      </w:r>
+      <w:r>
+        <w:rPr>
+          <w:rFonts w:ascii="Aptos" w:hAnsi="Aptos"/>
+          <w:color w:val="000000" w:themeColor="text1"/>
+          <w:sz w:val="24"/>
+          <w:szCs w:val="24"/>
+        </w:rPr>
+        <w:t xml:space="preserve"> more are moving fast: both TX initiatives are at </w:t>
+      </w:r>
+      <w:proofErr w:type="gramStart"/>
+      <w:r>
+        <w:rPr>
+          <w:rFonts w:ascii="Aptos" w:hAnsi="Aptos"/>
+          <w:color w:val="000000" w:themeColor="text1"/>
+          <w:sz w:val="24"/>
+          <w:szCs w:val="24"/>
+        </w:rPr>
+        <w:t>66%,</w:t>
+      </w:r>
+      <w:proofErr w:type="gramEnd"/>
+      <w:r>
+        <w:rPr>
+          <w:rFonts w:ascii="Aptos" w:hAnsi="Aptos"/>
+          <w:color w:val="000000" w:themeColor="text1"/>
+          <w:sz w:val="24"/>
+          <w:szCs w:val="24"/>
+        </w:rPr>
+        <w:t xml:space="preserve"> LA's training initiative is at 75%</w:t>
+      </w:r>
+      <w:r>
+        <w:rPr>
+          <w:rFonts w:ascii="Aptos" w:hAnsi="Aptos"/>
+          <w:color w:val="000000" w:themeColor="text1"/>
+          <w:sz w:val="24"/>
+          <w:szCs w:val="24"/>
+        </w:rPr>
+        <w:t>.</w:t>
       </w:r>
     </w:p>
     <w:p>
@@ -6381,7 +6455,9 @@
       </w:pPr>
     </w:p>
     <w:sectPr>
-      <w:headerReference w:type="first" r:id="rId9"/>
+      <w:footerReference w:type="default" r:id="rId9"/>
+      <w:headerReference w:type="first" r:id="rId10"/>
+      <w:footerReference w:type="first" r:id="rId11"/>
       <w:pgSz w:w="12240" w:h="15840"/>
       <w:pgMar w:top="1000" w:right="1100" w:bottom="1000" w:left="1100" w:header="708" w:footer="708" w:gutter="0"/>
       <w:cols w:space="720"/>
@@ -6409,6 +6485,207 @@
     </w:p>
   </w:endnote>
 </w:endnotes>
+</file>
+
+<file path=word/footer1.xml><?xml version="1.0" encoding="utf-8"?>
+<w:ftr xmlns:wpc="http://schemas.microsoft.com/office/word/2010/wordprocessingCanvas" xmlns:cx="http://schemas.microsoft.com/office/drawing/2014/chartex" xmlns:cx1="http://schemas.microsoft.com/office/drawing/2015/9/8/chartex" xmlns:cx2="http://schemas.microsoft.com/office/drawing/2015/10/21/chartex" xmlns:cx3="http://schemas.microsoft.com/office/drawing/2016/5/9/chartex" xmlns:cx4="http://schemas.microsoft.com/office/drawing/2016/5/10/chartex" xmlns:cx5="http://schemas.microsoft.com/office/drawing/2016/5/11/chartex" xmlns:cx6="http://schemas.microsoft.com/office/drawing/2016/5/12/chartex" xmlns:cx7="http://schemas.microsoft.com/office/drawing/2016/5/13/chartex" xmlns:cx8="http://schemas.microsoft.com/office/drawing/2016/5/14/chartex" xmlns:mc="http://schemas.openxmlformats.org/markup-compatibility/2006" xmlns:aink="http://schemas.microsoft.com/office/drawing/2016/ink" xmlns:am3d="http://schemas.microsoft.com/office/drawing/2017/model3d" xmlns:o="urn:schemas-microsoft-com:office:office" xmlns:oel="http://schemas.microsoft.com/office/2019/extlst" xmlns:r="http://schemas.openxmlformats.org/officeDocument/2006/relationships" xmlns:m="http://schemas.openxmlformats.org/officeDocument/2006/math" xmlns:v="urn:schemas-microsoft-com:vml" xmlns:wp14="http://schemas.microsoft.com/office/word/2010/wordprocessingDrawing" xmlns:wp="http://schemas.openxmlformats.org/drawingml/2006/wordprocessingDrawing" xmlns:w10="urn:schemas-microsoft-com:office:word" xmlns:w="http://schemas.openxmlformats.org/wordprocessingml/2006/main" xmlns:w14="http://schemas.microsoft.com/office/word/2010/wordml" xmlns:w15="http://schemas.microsoft.com/office/word/2012/wordml" xmlns:w16cex="http://schemas.microsoft.com/office/word/2018/wordml/cex" xmlns:w16cid="http://schemas.microsoft.com/office/word/2016/wordml/cid" xmlns:w16="http://schemas.microsoft.com/office/word/2018/wordml" xmlns:w16du="http://schemas.microsoft.com/office/word/2023/wordml/word16du" xmlns:w16sdtdh="http://schemas.microsoft.com/office/word/2020/wordml/sdtdatahash" xmlns:w16sdtfl="http://schemas.microsoft.com/office/word/2024/wordml/sdtformatlock" xmlns:w16se="http://schemas.microsoft.com/office/word/2015/wordml/symex" xmlns:wpg="http://schemas.microsoft.com/office/word/2010/wordprocessingGroup" xmlns:wpi="http://schemas.microsoft.com/office/word/2010/wordprocessingInk" xmlns:wne="http://schemas.microsoft.com/office/word/2006/wordml" xmlns:wps="http://schemas.microsoft.com/office/word/2010/wordprocessingShape" mc:Ignorable="w14 w15 w16se w16cid w16 w16cex w16sdtdh w16sdtfl w16du wp14">
+  <w:p>
+    <w:pPr>
+      <w:pStyle w:val="Footer"/>
+      <w:rPr>
+        <w:rFonts w:ascii="Aptos" w:hAnsi="Aptos"/>
+      </w:rPr>
+    </w:pPr>
+    <w:r>
+      <w:rPr>
+        <w:rFonts w:ascii="Aptos" w:hAnsi="Aptos"/>
+      </w:rPr>
+      <w:t xml:space="preserve">As of September 30, </w:t>
+    </w:r>
+    <w:proofErr w:type="gramStart"/>
+    <w:r>
+      <w:rPr>
+        <w:rFonts w:ascii="Aptos" w:hAnsi="Aptos"/>
+      </w:rPr>
+      <w:t>2026</w:t>
+    </w:r>
+    <w:proofErr w:type="gramEnd"/>
+    <w:r>
+      <w:rPr>
+        <w:rFonts w:ascii="Aptos" w:hAnsi="Aptos"/>
+      </w:rPr>
+      <w:t xml:space="preserve"> </w:t>
+    </w:r>
+    <w:r>
+      <w:rPr>
+        <w:rFonts w:ascii="Aptos" w:hAnsi="Aptos"/>
+      </w:rPr>
+      <w:tab/>
+    </w:r>
+    <w:r>
+      <w:rPr>
+        <w:rFonts w:ascii="Aptos" w:hAnsi="Aptos"/>
+      </w:rPr>
+      <w:tab/>
+      <w:t xml:space="preserve">Page </w:t>
+    </w:r>
+    <w:r>
+      <w:rPr>
+        <w:rFonts w:ascii="Aptos" w:hAnsi="Aptos"/>
+      </w:rPr>
+      <w:fldChar w:fldCharType="begin"/>
+    </w:r>
+    <w:r>
+      <w:rPr>
+        <w:rFonts w:ascii="Aptos" w:hAnsi="Aptos"/>
+      </w:rPr>
+      <w:instrText xml:space="preserve"> PAGE  \* Arabic  \* MERGEFORMAT </w:instrText>
+    </w:r>
+    <w:r>
+      <w:rPr>
+        <w:rFonts w:ascii="Aptos" w:hAnsi="Aptos"/>
+      </w:rPr>
+      <w:fldChar w:fldCharType="separate"/>
+    </w:r>
+    <w:r>
+      <w:rPr>
+        <w:rFonts w:ascii="Aptos" w:hAnsi="Aptos"/>
+      </w:rPr>
+      <w:t>1</w:t>
+    </w:r>
+    <w:r>
+      <w:rPr>
+        <w:rFonts w:ascii="Aptos" w:hAnsi="Aptos"/>
+      </w:rPr>
+      <w:fldChar w:fldCharType="end"/>
+    </w:r>
+    <w:r>
+      <w:rPr>
+        <w:rFonts w:ascii="Aptos" w:hAnsi="Aptos"/>
+      </w:rPr>
+      <w:t xml:space="preserve"> of </w:t>
+    </w:r>
+    <w:r>
+      <w:rPr>
+        <w:rFonts w:ascii="Aptos" w:hAnsi="Aptos"/>
+      </w:rPr>
+      <w:fldChar w:fldCharType="begin"/>
+    </w:r>
+    <w:r>
+      <w:rPr>
+        <w:rFonts w:ascii="Aptos" w:hAnsi="Aptos"/>
+      </w:rPr>
+      <w:instrText xml:space="preserve"> NUMPAGES  \* Arabic  \* MERGEFORMAT </w:instrText>
+    </w:r>
+    <w:r>
+      <w:rPr>
+        <w:rFonts w:ascii="Aptos" w:hAnsi="Aptos"/>
+      </w:rPr>
+      <w:fldChar w:fldCharType="separate"/>
+    </w:r>
+    <w:r>
+      <w:rPr>
+        <w:rFonts w:ascii="Aptos" w:hAnsi="Aptos"/>
+      </w:rPr>
+      <w:t>4</w:t>
+    </w:r>
+    <w:r>
+      <w:rPr>
+        <w:rFonts w:ascii="Aptos" w:hAnsi="Aptos"/>
+      </w:rPr>
+      <w:fldChar w:fldCharType="end"/>
+    </w:r>
+  </w:p>
+</w:ftr>
+</file>
+
+<file path=word/footer2.xml><?xml version="1.0" encoding="utf-8"?>
+<w:ftr xmlns:wpc="http://schemas.microsoft.com/office/word/2010/wordprocessingCanvas" xmlns:cx="http://schemas.microsoft.com/office/drawing/2014/chartex" xmlns:cx1="http://schemas.microsoft.com/office/drawing/2015/9/8/chartex" xmlns:cx2="http://schemas.microsoft.com/office/drawing/2015/10/21/chartex" xmlns:cx3="http://schemas.microsoft.com/office/drawing/2016/5/9/chartex" xmlns:cx4="http://schemas.microsoft.com/office/drawing/2016/5/10/chartex" xmlns:cx5="http://schemas.microsoft.com/office/drawing/2016/5/11/chartex" xmlns:cx6="http://schemas.microsoft.com/office/drawing/2016/5/12/chartex" xmlns:cx7="http://schemas.microsoft.com/office/drawing/2016/5/13/chartex" xmlns:cx8="http://schemas.microsoft.com/office/drawing/2016/5/14/chartex" xmlns:mc="http://schemas.openxmlformats.org/markup-compatibility/2006" xmlns:aink="http://schemas.microsoft.com/office/drawing/2016/ink" xmlns:am3d="http://schemas.microsoft.com/office/drawing/2017/model3d" xmlns:o="urn:schemas-microsoft-com:office:office" xmlns:oel="http://schemas.microsoft.com/office/2019/extlst" xmlns:r="http://schemas.openxmlformats.org/officeDocument/2006/relationships" xmlns:m="http://schemas.openxmlformats.org/officeDocument/2006/math" xmlns:v="urn:schemas-microsoft-com:vml" xmlns:wp14="http://schemas.microsoft.com/office/word/2010/wordprocessingDrawing" xmlns:wp="http://schemas.openxmlformats.org/drawingml/2006/wordprocessingDrawing" xmlns:w10="urn:schemas-microsoft-com:office:word" xmlns:w="http://schemas.openxmlformats.org/wordprocessingml/2006/main" xmlns:w14="http://schemas.microsoft.com/office/word/2010/wordml" xmlns:w15="http://schemas.microsoft.com/office/word/2012/wordml" xmlns:w16cex="http://schemas.microsoft.com/office/word/2018/wordml/cex" xmlns:w16cid="http://schemas.microsoft.com/office/word/2016/wordml/cid" xmlns:w16="http://schemas.microsoft.com/office/word/2018/wordml" xmlns:w16du="http://schemas.microsoft.com/office/word/2023/wordml/word16du" xmlns:w16sdtdh="http://schemas.microsoft.com/office/word/2020/wordml/sdtdatahash" xmlns:w16sdtfl="http://schemas.microsoft.com/office/word/2024/wordml/sdtformatlock" xmlns:w16se="http://schemas.microsoft.com/office/word/2015/wordml/symex" xmlns:wpg="http://schemas.microsoft.com/office/word/2010/wordprocessingGroup" xmlns:wpi="http://schemas.microsoft.com/office/word/2010/wordprocessingInk" xmlns:wne="http://schemas.microsoft.com/office/word/2006/wordml" xmlns:wps="http://schemas.microsoft.com/office/word/2010/wordprocessingShape" mc:Ignorable="w14 w15 w16se w16cid w16 w16cex w16sdtdh w16sdtfl w16du wp14">
+  <w:p>
+    <w:pPr>
+      <w:pStyle w:val="Footer"/>
+      <w:rPr>
+        <w:rFonts w:ascii="Aptos" w:hAnsi="Aptos"/>
+      </w:rPr>
+    </w:pPr>
+    <w:r>
+      <w:rPr>
+        <w:rFonts w:ascii="Aptos" w:hAnsi="Aptos"/>
+      </w:rPr>
+      <w:t xml:space="preserve">As of September 30, </w:t>
+    </w:r>
+    <w:proofErr w:type="gramStart"/>
+    <w:r>
+      <w:rPr>
+        <w:rFonts w:ascii="Aptos" w:hAnsi="Aptos"/>
+      </w:rPr>
+      <w:t>2026</w:t>
+    </w:r>
+    <w:proofErr w:type="gramEnd"/>
+    <w:r>
+      <w:rPr>
+        <w:rFonts w:ascii="Aptos" w:hAnsi="Aptos"/>
+      </w:rPr>
+      <w:t xml:space="preserve"> </w:t>
+    </w:r>
+    <w:r>
+      <w:rPr>
+        <w:rFonts w:ascii="Aptos" w:hAnsi="Aptos"/>
+      </w:rPr>
+      <w:tab/>
+    </w:r>
+    <w:r>
+      <w:rPr>
+        <w:rFonts w:ascii="Aptos" w:hAnsi="Aptos"/>
+      </w:rPr>
+      <w:tab/>
+      <w:t xml:space="preserve">Page </w:t>
+    </w:r>
+    <w:r>
+      <w:rPr>
+        <w:rFonts w:ascii="Aptos" w:hAnsi="Aptos"/>
+      </w:rPr>
+      <w:fldChar w:fldCharType="begin"/>
+    </w:r>
+    <w:r>
+      <w:rPr>
+        <w:rFonts w:ascii="Aptos" w:hAnsi="Aptos"/>
+      </w:rPr>
+      <w:instrText xml:space="preserve"> PAGE  \* Arabic  \* MERGEFORMAT </w:instrText>
+    </w:r>
+    <w:r>
+      <w:rPr>
+        <w:rFonts w:ascii="Aptos" w:hAnsi="Aptos"/>
+      </w:rPr>
+      <w:fldChar w:fldCharType="separate"/>
+    </w:r>
+    <w:r>
+      <w:rPr>
+        <w:rFonts w:ascii="Aptos" w:hAnsi="Aptos"/>
+        <w:noProof/>
+      </w:rPr>
+      <w:t>1</w:t>
+    </w:r>
+    <w:r>
+      <w:rPr>
+        <w:rFonts w:ascii="Aptos" w:hAnsi="Aptos"/>
+      </w:rPr>
+      <w:fldChar w:fldCharType="end"/>
+    </w:r>
+    <w:r>
+      <w:rPr>
+        <w:rFonts w:ascii="Aptos" w:hAnsi="Aptos"/>
+      </w:rPr>
+      <w:t xml:space="preserve"> of </w:t>
+    </w:r>
+    <w:r>
+      <w:rPr>
+        <w:rFonts w:ascii="Aptos" w:hAnsi="Aptos"/>
+      </w:rPr>
+      <w:t>4</w:t>
+    </w:r>
+  </w:p>
+</w:ftr>
 </file>
 
 <file path=word/footnotes.xml><?xml version="1.0" encoding="utf-8"?>
